--- a/pr-preview/pr-5/chapters/predicates-quantifiers.docx
+++ b/pr-preview/pr-5/chapters/predicates-quantifiers.docx
@@ -23,7 +23,7 @@
         <w:pStyle w:val="Date"/>
       </w:pPr>
       <w:r>
-        <w:t xml:space="preserve">Last modified: 2026-10-23 11:18:30 (PDT)</w:t>
+        <w:t xml:space="preserve">Last modified: 2026-10-23 12:01:03 (PDT)</w:t>
       </w:r>
     </w:p>
     <w:tbl>
@@ -4527,548 +4527,515 @@
         <w:t xml:space="preserve">and every element of the domain in the other two:</w:t>
       </w:r>
     </w:p>
-    <w:tbl>
-      <w:tblPr>
-        <w:tblStyle w:val="Table"/>
-        <w:tblW w:type="pct" w:w="5000"/>
-        <w:tblLayout w:type="fixed"/>
-        <w:tblLook w:firstRow="1" w:lastRow="0" w:firstColumn="0" w:lastColumn="0" w:noHBand="0" w:noVBand="0" w:val="0020"/>
-      </w:tblPr>
-      <w:tblGrid>
-        <w:gridCol w:w="3960"/>
-        <w:gridCol w:w="3960"/>
-      </w:tblGrid>
-      <w:tr>
-        <w:trPr>
-          <w:tblHeader w:val="on"/>
-        </w:trPr>
-        <w:tc>
-          <w:tcPr/>
-          <w:p>
-            <w:pPr>
-              <w:pStyle w:val="Compact"/>
-            </w:pPr>
-            <w:r>
-              <w:t xml:space="preserve">To show that</w:t>
-            </w:r>
-          </w:p>
-        </w:tc>
-        <w:tc>
-          <w:tcPr/>
-          <w:p>
-            <w:pPr>
-              <w:pStyle w:val="Compact"/>
-            </w:pPr>
-            <w:r>
-              <w:t xml:space="preserve">it is enough to</w:t>
-            </w:r>
-          </w:p>
-        </w:tc>
-      </w:tr>
-      <w:tr>
-        <w:tc>
-          <w:tcPr/>
-          <w:p>
-            <w:pPr>
-              <w:pStyle w:val="Compact"/>
-            </w:pPr>
-            <m:oMath>
-              <m:r>
-                <m:rPr>
-                  <m:sty m:val="p"/>
-                </m:rPr>
-                <m:t>∃</m:t>
-              </m:r>
-              <m:r>
-                <m:t>x</m:t>
-              </m:r>
-              <m:r>
-                <m:rPr>
-                  <m:sty m:val="p"/>
-                </m:rPr>
-                <m:t>∈</m:t>
-              </m:r>
-              <m:r>
-                <m:t>S</m:t>
-              </m:r>
-              <m:r>
-                <m:rPr>
-                  <m:sty m:val="p"/>
-                </m:rPr>
-                <m:t>,</m:t>
-              </m:r>
-              <m:r>
-                <m:t>P</m:t>
-              </m:r>
-              <m:r>
-                <m:rPr>
-                  <m:sty m:val="p"/>
-                </m:rPr>
-                <m:t>(</m:t>
-              </m:r>
-              <m:r>
-                <m:t>x</m:t>
-              </m:r>
-              <m:r>
-                <m:rPr>
-                  <m:sty m:val="p"/>
-                </m:rPr>
-                <m:t>)</m:t>
-              </m:r>
-            </m:oMath>
-            <w:r>
-              <w:t xml:space="preserve"> </w:t>
-            </w:r>
-            <w:r>
-              <w:t xml:space="preserve">is true</w:t>
-            </w:r>
-          </w:p>
-        </w:tc>
-        <w:tc>
-          <w:tcPr/>
-          <w:p>
-            <w:pPr>
-              <w:pStyle w:val="Compact"/>
-            </w:pPr>
-            <w:r>
-              <w:t xml:space="preserve">find one</w:t>
-            </w:r>
-            <w:r>
-              <w:t xml:space="preserve"> </w:t>
-            </w:r>
-            <m:oMath>
-              <m:r>
-                <m:t>x</m:t>
-              </m:r>
-            </m:oMath>
-            <w:r>
-              <w:t xml:space="preserve"> </w:t>
-            </w:r>
-            <w:r>
-              <w:t xml:space="preserve">in</w:t>
-            </w:r>
-            <w:r>
-              <w:t xml:space="preserve"> </w:t>
-            </w:r>
-            <m:oMath>
-              <m:r>
-                <m:t>S</m:t>
-              </m:r>
-            </m:oMath>
-            <w:r>
-              <w:t xml:space="preserve"> </w:t>
-            </w:r>
-            <w:r>
-              <w:t xml:space="preserve">with</w:t>
-            </w:r>
-            <w:r>
-              <w:t xml:space="preserve"> </w:t>
-            </w:r>
-            <m:oMath>
-              <m:r>
-                <m:t>P</m:t>
-              </m:r>
-              <m:r>
-                <m:rPr>
-                  <m:sty m:val="p"/>
-                </m:rPr>
-                <m:t>(</m:t>
-              </m:r>
-              <m:r>
-                <m:t>x</m:t>
-              </m:r>
-              <m:r>
-                <m:rPr>
-                  <m:sty m:val="p"/>
-                </m:rPr>
-                <m:t>)</m:t>
-              </m:r>
-            </m:oMath>
-            <w:r>
-              <w:t xml:space="preserve"> </w:t>
-            </w:r>
-            <w:r>
-              <w:t xml:space="preserve">true</w:t>
-            </w:r>
-          </w:p>
-        </w:tc>
-      </w:tr>
-      <w:tr>
-        <w:tc>
-          <w:tcPr/>
-          <w:p>
-            <w:pPr>
-              <w:pStyle w:val="Compact"/>
-            </w:pPr>
-            <m:oMath>
-              <m:r>
-                <m:rPr>
-                  <m:sty m:val="p"/>
-                </m:rPr>
-                <m:t>∀</m:t>
-              </m:r>
-              <m:r>
-                <m:t>x</m:t>
-              </m:r>
-              <m:r>
-                <m:rPr>
-                  <m:sty m:val="p"/>
-                </m:rPr>
-                <m:t>∈</m:t>
-              </m:r>
-              <m:r>
-                <m:t>S</m:t>
-              </m:r>
-              <m:r>
-                <m:rPr>
-                  <m:sty m:val="p"/>
-                </m:rPr>
-                <m:t>,</m:t>
-              </m:r>
-              <m:r>
-                <m:t>P</m:t>
-              </m:r>
-              <m:r>
-                <m:rPr>
-                  <m:sty m:val="p"/>
-                </m:rPr>
-                <m:t>(</m:t>
-              </m:r>
-              <m:r>
-                <m:t>x</m:t>
-              </m:r>
-              <m:r>
-                <m:rPr>
-                  <m:sty m:val="p"/>
-                </m:rPr>
-                <m:t>)</m:t>
-              </m:r>
-            </m:oMath>
-            <w:r>
-              <w:t xml:space="preserve"> </w:t>
-            </w:r>
-            <w:r>
-              <w:t xml:space="preserve">is false</w:t>
-            </w:r>
-          </w:p>
-        </w:tc>
-        <w:tc>
-          <w:tcPr/>
-          <w:p>
-            <w:pPr>
-              <w:pStyle w:val="Compact"/>
-            </w:pPr>
-            <w:r>
-              <w:t xml:space="preserve">find one</w:t>
-            </w:r>
-            <w:r>
-              <w:t xml:space="preserve"> </w:t>
-            </w:r>
-            <m:oMath>
-              <m:r>
-                <m:t>x</m:t>
-              </m:r>
-            </m:oMath>
-            <w:r>
-              <w:t xml:space="preserve"> </w:t>
-            </w:r>
-            <w:r>
-              <w:t xml:space="preserve">in</w:t>
-            </w:r>
-            <w:r>
-              <w:t xml:space="preserve"> </w:t>
-            </w:r>
-            <m:oMath>
-              <m:r>
-                <m:t>S</m:t>
-              </m:r>
-            </m:oMath>
-            <w:r>
-              <w:t xml:space="preserve"> </w:t>
-            </w:r>
-            <w:r>
-              <w:t xml:space="preserve">with</w:t>
-            </w:r>
-            <w:r>
-              <w:t xml:space="preserve"> </w:t>
-            </w:r>
-            <m:oMath>
-              <m:r>
-                <m:t>P</m:t>
-              </m:r>
-              <m:r>
-                <m:rPr>
-                  <m:sty m:val="p"/>
-                </m:rPr>
-                <m:t>(</m:t>
-              </m:r>
-              <m:r>
-                <m:t>x</m:t>
-              </m:r>
-              <m:r>
-                <m:rPr>
-                  <m:sty m:val="p"/>
-                </m:rPr>
-                <m:t>)</m:t>
-              </m:r>
-            </m:oMath>
-            <w:r>
-              <w:t xml:space="preserve"> </w:t>
-            </w:r>
-            <w:r>
-              <w:t xml:space="preserve">false</w:t>
-            </w:r>
-          </w:p>
-        </w:tc>
-      </w:tr>
-      <w:tr>
-        <w:tc>
-          <w:tcPr/>
-          <w:p>
-            <w:pPr>
-              <w:pStyle w:val="Compact"/>
-            </w:pPr>
-            <m:oMath>
-              <m:r>
-                <m:rPr>
-                  <m:sty m:val="p"/>
-                </m:rPr>
-                <m:t>∀</m:t>
-              </m:r>
-              <m:r>
-                <m:t>x</m:t>
-              </m:r>
-              <m:r>
-                <m:rPr>
-                  <m:sty m:val="p"/>
-                </m:rPr>
-                <m:t>∈</m:t>
-              </m:r>
-              <m:r>
-                <m:t>S</m:t>
-              </m:r>
-              <m:r>
-                <m:rPr>
-                  <m:sty m:val="p"/>
-                </m:rPr>
-                <m:t>,</m:t>
-              </m:r>
-              <m:r>
-                <m:t>P</m:t>
-              </m:r>
-              <m:r>
-                <m:rPr>
-                  <m:sty m:val="p"/>
-                </m:rPr>
-                <m:t>(</m:t>
-              </m:r>
-              <m:r>
-                <m:t>x</m:t>
-              </m:r>
-              <m:r>
-                <m:rPr>
-                  <m:sty m:val="p"/>
-                </m:rPr>
-                <m:t>)</m:t>
-              </m:r>
-            </m:oMath>
-            <w:r>
-              <w:t xml:space="preserve"> </w:t>
-            </w:r>
-            <w:r>
-              <w:t xml:space="preserve">is true</w:t>
-            </w:r>
-          </w:p>
-        </w:tc>
-        <w:tc>
-          <w:tcPr/>
-          <w:p>
-            <w:pPr>
-              <w:pStyle w:val="Compact"/>
-            </w:pPr>
-            <w:r>
-              <w:t xml:space="preserve">show</w:t>
-            </w:r>
-            <w:r>
-              <w:t xml:space="preserve"> </w:t>
-            </w:r>
-            <m:oMath>
-              <m:r>
-                <m:t>P</m:t>
-              </m:r>
-              <m:r>
-                <m:rPr>
-                  <m:sty m:val="p"/>
-                </m:rPr>
-                <m:t>(</m:t>
-              </m:r>
-              <m:r>
-                <m:t>x</m:t>
-              </m:r>
-              <m:r>
-                <m:rPr>
-                  <m:sty m:val="p"/>
-                </m:rPr>
-                <m:t>)</m:t>
-              </m:r>
-            </m:oMath>
-            <w:r>
-              <w:t xml:space="preserve"> </w:t>
-            </w:r>
-            <w:r>
-              <w:t xml:space="preserve">for every</w:t>
-            </w:r>
-            <w:r>
-              <w:t xml:space="preserve"> </w:t>
-            </w:r>
-            <m:oMath>
-              <m:r>
-                <m:t>x</m:t>
-              </m:r>
-            </m:oMath>
-            <w:r>
-              <w:t xml:space="preserve"> </w:t>
-            </w:r>
-            <w:r>
-              <w:t xml:space="preserve">in</w:t>
-            </w:r>
-            <w:r>
-              <w:t xml:space="preserve"> </w:t>
-            </w:r>
-            <m:oMath>
-              <m:r>
-                <m:t>S</m:t>
-              </m:r>
-            </m:oMath>
-          </w:p>
-        </w:tc>
-      </w:tr>
-      <w:tr>
-        <w:tc>
-          <w:tcPr/>
-          <w:p>
-            <w:pPr>
-              <w:pStyle w:val="Compact"/>
-            </w:pPr>
-            <m:oMath>
-              <m:r>
-                <m:rPr>
-                  <m:sty m:val="p"/>
-                </m:rPr>
-                <m:t>∃</m:t>
-              </m:r>
-              <m:r>
-                <m:t>x</m:t>
-              </m:r>
-              <m:r>
-                <m:rPr>
-                  <m:sty m:val="p"/>
-                </m:rPr>
-                <m:t>∈</m:t>
-              </m:r>
-              <m:r>
-                <m:t>S</m:t>
-              </m:r>
-              <m:r>
-                <m:rPr>
-                  <m:sty m:val="p"/>
-                </m:rPr>
-                <m:t>,</m:t>
-              </m:r>
-              <m:r>
-                <m:t>P</m:t>
-              </m:r>
-              <m:r>
-                <m:rPr>
-                  <m:sty m:val="p"/>
-                </m:rPr>
-                <m:t>(</m:t>
-              </m:r>
-              <m:r>
-                <m:t>x</m:t>
-              </m:r>
-              <m:r>
-                <m:rPr>
-                  <m:sty m:val="p"/>
-                </m:rPr>
-                <m:t>)</m:t>
-              </m:r>
-            </m:oMath>
-            <w:r>
-              <w:t xml:space="preserve"> </w:t>
-            </w:r>
-            <w:r>
-              <w:t xml:space="preserve">is false</w:t>
-            </w:r>
-          </w:p>
-        </w:tc>
-        <w:tc>
-          <w:tcPr/>
-          <w:p>
-            <w:pPr>
-              <w:pStyle w:val="Compact"/>
-            </w:pPr>
-            <w:r>
-              <w:t xml:space="preserve">show</w:t>
-            </w:r>
-            <w:r>
-              <w:t xml:space="preserve"> </w:t>
-            </w:r>
-            <m:oMath>
-              <m:r>
-                <m:t>P</m:t>
-              </m:r>
-              <m:r>
-                <m:rPr>
-                  <m:sty m:val="p"/>
-                </m:rPr>
-                <m:t>(</m:t>
-              </m:r>
-              <m:r>
-                <m:t>x</m:t>
-              </m:r>
-              <m:r>
-                <m:rPr>
-                  <m:sty m:val="p"/>
-                </m:rPr>
-                <m:t>)</m:t>
-              </m:r>
-            </m:oMath>
-            <w:r>
-              <w:t xml:space="preserve"> </w:t>
-            </w:r>
-            <w:r>
-              <w:t xml:space="preserve">is false for every</w:t>
-            </w:r>
-            <w:r>
-              <w:t xml:space="preserve"> </w:t>
-            </w:r>
-            <m:oMath>
-              <m:r>
-                <m:t>x</m:t>
-              </m:r>
-            </m:oMath>
-            <w:r>
-              <w:t xml:space="preserve"> </w:t>
-            </w:r>
-            <w:r>
-              <w:t xml:space="preserve">in</w:t>
-            </w:r>
-            <w:r>
-              <w:t xml:space="preserve"> </w:t>
-            </w:r>
-            <m:oMath>
-              <m:r>
-                <m:t>S</m:t>
-              </m:r>
-            </m:oMath>
-          </w:p>
-        </w:tc>
-      </w:tr>
-    </w:tbl>
-    <w:p>
-      <w:pPr>
-        <w:pStyle w:val="BodyText"/>
+    <w:p>
+      <w:pPr>
+        <w:pStyle w:val="Compact"/>
+        <w:numPr>
+          <w:ilvl w:val="0"/>
+          <w:numId w:val="1009"/>
+        </w:numPr>
+      </w:pPr>
+      <w:r>
+        <w:t xml:space="preserve">To show that</w:t>
+      </w:r>
+      <w:r>
+        <w:t xml:space="preserve"> </w:t>
+      </w:r>
+      <m:oMath>
+        <m:r>
+          <m:rPr>
+            <m:sty m:val="p"/>
+          </m:rPr>
+          <m:t>∃</m:t>
+        </m:r>
+        <m:r>
+          <m:t>x</m:t>
+        </m:r>
+        <m:r>
+          <m:rPr>
+            <m:sty m:val="p"/>
+          </m:rPr>
+          <m:t>∈</m:t>
+        </m:r>
+        <m:r>
+          <m:t>S</m:t>
+        </m:r>
+        <m:r>
+          <m:rPr>
+            <m:sty m:val="p"/>
+          </m:rPr>
+          <m:t>,</m:t>
+        </m:r>
+        <m:r>
+          <m:t>P</m:t>
+        </m:r>
+        <m:r>
+          <m:rPr>
+            <m:sty m:val="p"/>
+          </m:rPr>
+          <m:t>(</m:t>
+        </m:r>
+        <m:r>
+          <m:t>x</m:t>
+        </m:r>
+        <m:r>
+          <m:rPr>
+            <m:sty m:val="p"/>
+          </m:rPr>
+          <m:t>)</m:t>
+        </m:r>
+      </m:oMath>
+      <w:r>
+        <w:t xml:space="preserve"> </w:t>
+      </w:r>
+      <w:r>
+        <w:t xml:space="preserve">is true,</w:t>
+      </w:r>
+      <w:r>
+        <w:t xml:space="preserve"> </w:t>
+      </w:r>
+      <w:r>
+        <w:t xml:space="preserve">it is enough to find one</w:t>
+      </w:r>
+      <w:r>
+        <w:t xml:space="preserve"> </w:t>
+      </w:r>
+      <m:oMath>
+        <m:r>
+          <m:t>x</m:t>
+        </m:r>
+      </m:oMath>
+      <w:r>
+        <w:t xml:space="preserve"> </w:t>
+      </w:r>
+      <w:r>
+        <w:t xml:space="preserve">in</w:t>
+      </w:r>
+      <w:r>
+        <w:t xml:space="preserve"> </w:t>
+      </w:r>
+      <m:oMath>
+        <m:r>
+          <m:t>S</m:t>
+        </m:r>
+      </m:oMath>
+      <w:r>
+        <w:t xml:space="preserve"> </w:t>
+      </w:r>
+      <w:r>
+        <w:t xml:space="preserve">with</w:t>
+      </w:r>
+      <w:r>
+        <w:t xml:space="preserve"> </w:t>
+      </w:r>
+      <m:oMath>
+        <m:r>
+          <m:t>P</m:t>
+        </m:r>
+        <m:r>
+          <m:rPr>
+            <m:sty m:val="p"/>
+          </m:rPr>
+          <m:t>(</m:t>
+        </m:r>
+        <m:r>
+          <m:t>x</m:t>
+        </m:r>
+        <m:r>
+          <m:rPr>
+            <m:sty m:val="p"/>
+          </m:rPr>
+          <m:t>)</m:t>
+        </m:r>
+      </m:oMath>
+      <w:r>
+        <w:t xml:space="preserve"> </w:t>
+      </w:r>
+      <w:r>
+        <w:t xml:space="preserve">true.</w:t>
+      </w:r>
+    </w:p>
+    <w:p>
+      <w:pPr>
+        <w:pStyle w:val="Compact"/>
+        <w:numPr>
+          <w:ilvl w:val="0"/>
+          <w:numId w:val="1009"/>
+        </w:numPr>
+      </w:pPr>
+      <w:r>
+        <w:t xml:space="preserve">To show that</w:t>
+      </w:r>
+      <w:r>
+        <w:t xml:space="preserve"> </w:t>
+      </w:r>
+      <m:oMath>
+        <m:r>
+          <m:rPr>
+            <m:sty m:val="p"/>
+          </m:rPr>
+          <m:t>∀</m:t>
+        </m:r>
+        <m:r>
+          <m:t>x</m:t>
+        </m:r>
+        <m:r>
+          <m:rPr>
+            <m:sty m:val="p"/>
+          </m:rPr>
+          <m:t>∈</m:t>
+        </m:r>
+        <m:r>
+          <m:t>S</m:t>
+        </m:r>
+        <m:r>
+          <m:rPr>
+            <m:sty m:val="p"/>
+          </m:rPr>
+          <m:t>,</m:t>
+        </m:r>
+        <m:r>
+          <m:t>P</m:t>
+        </m:r>
+        <m:r>
+          <m:rPr>
+            <m:sty m:val="p"/>
+          </m:rPr>
+          <m:t>(</m:t>
+        </m:r>
+        <m:r>
+          <m:t>x</m:t>
+        </m:r>
+        <m:r>
+          <m:rPr>
+            <m:sty m:val="p"/>
+          </m:rPr>
+          <m:t>)</m:t>
+        </m:r>
+      </m:oMath>
+      <w:r>
+        <w:t xml:space="preserve"> </w:t>
+      </w:r>
+      <w:r>
+        <w:t xml:space="preserve">is false,</w:t>
+      </w:r>
+      <w:r>
+        <w:t xml:space="preserve"> </w:t>
+      </w:r>
+      <w:r>
+        <w:t xml:space="preserve">it is enough to find one</w:t>
+      </w:r>
+      <w:r>
+        <w:t xml:space="preserve"> </w:t>
+      </w:r>
+      <m:oMath>
+        <m:r>
+          <m:t>x</m:t>
+        </m:r>
+      </m:oMath>
+      <w:r>
+        <w:t xml:space="preserve"> </w:t>
+      </w:r>
+      <w:r>
+        <w:t xml:space="preserve">in</w:t>
+      </w:r>
+      <w:r>
+        <w:t xml:space="preserve"> </w:t>
+      </w:r>
+      <m:oMath>
+        <m:r>
+          <m:t>S</m:t>
+        </m:r>
+      </m:oMath>
+      <w:r>
+        <w:t xml:space="preserve"> </w:t>
+      </w:r>
+      <w:r>
+        <w:t xml:space="preserve">with</w:t>
+      </w:r>
+      <w:r>
+        <w:t xml:space="preserve"> </w:t>
+      </w:r>
+      <m:oMath>
+        <m:r>
+          <m:t>P</m:t>
+        </m:r>
+        <m:r>
+          <m:rPr>
+            <m:sty m:val="p"/>
+          </m:rPr>
+          <m:t>(</m:t>
+        </m:r>
+        <m:r>
+          <m:t>x</m:t>
+        </m:r>
+        <m:r>
+          <m:rPr>
+            <m:sty m:val="p"/>
+          </m:rPr>
+          <m:t>)</m:t>
+        </m:r>
+      </m:oMath>
+      <w:r>
+        <w:t xml:space="preserve"> </w:t>
+      </w:r>
+      <w:r>
+        <w:t xml:space="preserve">false.</w:t>
+      </w:r>
+    </w:p>
+    <w:p>
+      <w:pPr>
+        <w:pStyle w:val="Compact"/>
+        <w:numPr>
+          <w:ilvl w:val="0"/>
+          <w:numId w:val="1009"/>
+        </w:numPr>
+      </w:pPr>
+      <w:r>
+        <w:t xml:space="preserve">To show that</w:t>
+      </w:r>
+      <w:r>
+        <w:t xml:space="preserve"> </w:t>
+      </w:r>
+      <m:oMath>
+        <m:r>
+          <m:rPr>
+            <m:sty m:val="p"/>
+          </m:rPr>
+          <m:t>∀</m:t>
+        </m:r>
+        <m:r>
+          <m:t>x</m:t>
+        </m:r>
+        <m:r>
+          <m:rPr>
+            <m:sty m:val="p"/>
+          </m:rPr>
+          <m:t>∈</m:t>
+        </m:r>
+        <m:r>
+          <m:t>S</m:t>
+        </m:r>
+        <m:r>
+          <m:rPr>
+            <m:sty m:val="p"/>
+          </m:rPr>
+          <m:t>,</m:t>
+        </m:r>
+        <m:r>
+          <m:t>P</m:t>
+        </m:r>
+        <m:r>
+          <m:rPr>
+            <m:sty m:val="p"/>
+          </m:rPr>
+          <m:t>(</m:t>
+        </m:r>
+        <m:r>
+          <m:t>x</m:t>
+        </m:r>
+        <m:r>
+          <m:rPr>
+            <m:sty m:val="p"/>
+          </m:rPr>
+          <m:t>)</m:t>
+        </m:r>
+      </m:oMath>
+      <w:r>
+        <w:t xml:space="preserve"> </w:t>
+      </w:r>
+      <w:r>
+        <w:t xml:space="preserve">is true,</w:t>
+      </w:r>
+      <w:r>
+        <w:t xml:space="preserve"> </w:t>
+      </w:r>
+      <w:r>
+        <w:t xml:space="preserve">show</w:t>
+      </w:r>
+      <w:r>
+        <w:t xml:space="preserve"> </w:t>
+      </w:r>
+      <m:oMath>
+        <m:r>
+          <m:t>P</m:t>
+        </m:r>
+        <m:r>
+          <m:rPr>
+            <m:sty m:val="p"/>
+          </m:rPr>
+          <m:t>(</m:t>
+        </m:r>
+        <m:r>
+          <m:t>x</m:t>
+        </m:r>
+        <m:r>
+          <m:rPr>
+            <m:sty m:val="p"/>
+          </m:rPr>
+          <m:t>)</m:t>
+        </m:r>
+      </m:oMath>
+      <w:r>
+        <w:t xml:space="preserve"> </w:t>
+      </w:r>
+      <w:r>
+        <w:t xml:space="preserve">for every</w:t>
+      </w:r>
+      <w:r>
+        <w:t xml:space="preserve"> </w:t>
+      </w:r>
+      <m:oMath>
+        <m:r>
+          <m:t>x</m:t>
+        </m:r>
+      </m:oMath>
+      <w:r>
+        <w:t xml:space="preserve"> </w:t>
+      </w:r>
+      <w:r>
+        <w:t xml:space="preserve">in</w:t>
+      </w:r>
+      <w:r>
+        <w:t xml:space="preserve"> </w:t>
+      </w:r>
+      <m:oMath>
+        <m:r>
+          <m:t>S</m:t>
+        </m:r>
+      </m:oMath>
+      <w:r>
+        <w:t xml:space="preserve">.</w:t>
+      </w:r>
+    </w:p>
+    <w:p>
+      <w:pPr>
+        <w:pStyle w:val="Compact"/>
+        <w:numPr>
+          <w:ilvl w:val="0"/>
+          <w:numId w:val="1009"/>
+        </w:numPr>
+      </w:pPr>
+      <w:r>
+        <w:t xml:space="preserve">To show that</w:t>
+      </w:r>
+      <w:r>
+        <w:t xml:space="preserve"> </w:t>
+      </w:r>
+      <m:oMath>
+        <m:r>
+          <m:rPr>
+            <m:sty m:val="p"/>
+          </m:rPr>
+          <m:t>∃</m:t>
+        </m:r>
+        <m:r>
+          <m:t>x</m:t>
+        </m:r>
+        <m:r>
+          <m:rPr>
+            <m:sty m:val="p"/>
+          </m:rPr>
+          <m:t>∈</m:t>
+        </m:r>
+        <m:r>
+          <m:t>S</m:t>
+        </m:r>
+        <m:r>
+          <m:rPr>
+            <m:sty m:val="p"/>
+          </m:rPr>
+          <m:t>,</m:t>
+        </m:r>
+        <m:r>
+          <m:t>P</m:t>
+        </m:r>
+        <m:r>
+          <m:rPr>
+            <m:sty m:val="p"/>
+          </m:rPr>
+          <m:t>(</m:t>
+        </m:r>
+        <m:r>
+          <m:t>x</m:t>
+        </m:r>
+        <m:r>
+          <m:rPr>
+            <m:sty m:val="p"/>
+          </m:rPr>
+          <m:t>)</m:t>
+        </m:r>
+      </m:oMath>
+      <w:r>
+        <w:t xml:space="preserve"> </w:t>
+      </w:r>
+      <w:r>
+        <w:t xml:space="preserve">is false,</w:t>
+      </w:r>
+      <w:r>
+        <w:t xml:space="preserve"> </w:t>
+      </w:r>
+      <w:r>
+        <w:t xml:space="preserve">show that</w:t>
+      </w:r>
+      <w:r>
+        <w:t xml:space="preserve"> </w:t>
+      </w:r>
+      <m:oMath>
+        <m:r>
+          <m:t>P</m:t>
+        </m:r>
+        <m:r>
+          <m:rPr>
+            <m:sty m:val="p"/>
+          </m:rPr>
+          <m:t>(</m:t>
+        </m:r>
+        <m:r>
+          <m:t>x</m:t>
+        </m:r>
+        <m:r>
+          <m:rPr>
+            <m:sty m:val="p"/>
+          </m:rPr>
+          <m:t>)</m:t>
+        </m:r>
+      </m:oMath>
+      <w:r>
+        <w:t xml:space="preserve"> </w:t>
+      </w:r>
+      <w:r>
+        <w:t xml:space="preserve">is false for every</w:t>
+      </w:r>
+      <w:r>
+        <w:t xml:space="preserve"> </w:t>
+      </w:r>
+      <m:oMath>
+        <m:r>
+          <m:t>x</m:t>
+        </m:r>
+      </m:oMath>
+      <w:r>
+        <w:t xml:space="preserve"> </w:t>
+      </w:r>
+      <w:r>
+        <w:t xml:space="preserve">in</w:t>
+      </w:r>
+      <w:r>
+        <w:t xml:space="preserve"> </w:t>
+      </w:r>
+      <m:oMath>
+        <m:r>
+          <m:t>S</m:t>
+        </m:r>
+      </m:oMath>
+      <w:r>
+        <w:t xml:space="preserve">.</w:t>
+      </w:r>
+    </w:p>
+    <w:p>
+      <w:pPr>
+        <w:pStyle w:val="FirstParagraph"/>
       </w:pPr>
       <w:r>
         <w:t xml:space="preserve">When</w:t>
@@ -5085,7 +5052,7 @@
         <w:t xml:space="preserve"> </w:t>
       </w:r>
       <w:r>
-        <w:t xml:space="preserve">is infinite, the last two rows need a proof rather than a check of each element.</w:t>
+        <w:t xml:space="preserve">is infinite, the last two need a proof rather than a check of each element.</w:t>
       </w:r>
     </w:p>
     <w:bookmarkEnd w:id="40"/>
@@ -5277,7 +5244,7 @@
         <w:pStyle w:val="Compact"/>
         <w:numPr>
           <w:ilvl w:val="0"/>
-          <w:numId w:val="1009"/>
+          <w:numId w:val="1010"/>
         </w:numPr>
       </w:pPr>
       <w:r>
@@ -5289,7 +5256,7 @@
         <w:pStyle w:val="Compact"/>
         <w:numPr>
           <w:ilvl w:val="0"/>
-          <w:numId w:val="1009"/>
+          <w:numId w:val="1010"/>
         </w:numPr>
       </w:pPr>
       <w:r>
@@ -5301,7 +5268,7 @@
         <w:pStyle w:val="Compact"/>
         <w:numPr>
           <w:ilvl w:val="0"/>
-          <w:numId w:val="1009"/>
+          <w:numId w:val="1010"/>
         </w:numPr>
       </w:pPr>
       <w:r>
@@ -5341,7 +5308,7 @@
         <w:pStyle w:val="Compact"/>
         <w:numPr>
           <w:ilvl w:val="0"/>
-          <w:numId w:val="1010"/>
+          <w:numId w:val="1011"/>
         </w:numPr>
       </w:pPr>
       <w:r>
@@ -5430,7 +5397,7 @@
         <w:pStyle w:val="Compact"/>
         <w:numPr>
           <w:ilvl w:val="0"/>
-          <w:numId w:val="1010"/>
+          <w:numId w:val="1011"/>
         </w:numPr>
       </w:pPr>
       <w:r>
@@ -5442,7 +5409,7 @@
         <w:pStyle w:val="Compact"/>
         <w:numPr>
           <w:ilvl w:val="0"/>
-          <w:numId w:val="1010"/>
+          <w:numId w:val="1011"/>
         </w:numPr>
       </w:pPr>
       <w:r>
@@ -6024,7 +5991,7 @@
         <w:pStyle w:val="Compact"/>
         <w:numPr>
           <w:ilvl w:val="0"/>
-          <w:numId w:val="1011"/>
+          <w:numId w:val="1012"/>
         </w:numPr>
       </w:pPr>
       <m:oMath>
@@ -6095,7 +6062,7 @@
         <w:pStyle w:val="Compact"/>
         <w:numPr>
           <w:ilvl w:val="0"/>
-          <w:numId w:val="1011"/>
+          <w:numId w:val="1012"/>
         </w:numPr>
       </w:pPr>
       <m:oMath>
@@ -6166,7 +6133,7 @@
         <w:pStyle w:val="Compact"/>
         <w:numPr>
           <w:ilvl w:val="0"/>
-          <w:numId w:val="1011"/>
+          <w:numId w:val="1012"/>
         </w:numPr>
       </w:pPr>
       <m:oMath>
@@ -6237,7 +6204,7 @@
         <w:pStyle w:val="Compact"/>
         <w:numPr>
           <w:ilvl w:val="0"/>
-          <w:numId w:val="1011"/>
+          <w:numId w:val="1012"/>
         </w:numPr>
       </w:pPr>
       <m:oMath>
@@ -6325,7 +6292,7 @@
         <w:pStyle w:val="Compact"/>
         <w:numPr>
           <w:ilvl w:val="0"/>
-          <w:numId w:val="1012"/>
+          <w:numId w:val="1013"/>
         </w:numPr>
       </w:pPr>
       <w:r>
@@ -6352,7 +6319,7 @@
         <w:pStyle w:val="Compact"/>
         <w:numPr>
           <w:ilvl w:val="0"/>
-          <w:numId w:val="1012"/>
+          <w:numId w:val="1013"/>
         </w:numPr>
       </w:pPr>
       <w:r>
@@ -6379,7 +6346,7 @@
         <w:pStyle w:val="Compact"/>
         <w:numPr>
           <w:ilvl w:val="0"/>
-          <w:numId w:val="1012"/>
+          <w:numId w:val="1013"/>
         </w:numPr>
       </w:pPr>
       <w:r>
@@ -6406,7 +6373,7 @@
         <w:pStyle w:val="Compact"/>
         <w:numPr>
           <w:ilvl w:val="0"/>
-          <w:numId w:val="1012"/>
+          <w:numId w:val="1013"/>
         </w:numPr>
       </w:pPr>
       <w:r>
@@ -6915,7 +6882,7 @@
         <w:pStyle w:val="Compact"/>
         <w:numPr>
           <w:ilvl w:val="0"/>
-          <w:numId w:val="1013"/>
+          <w:numId w:val="1014"/>
         </w:numPr>
       </w:pPr>
       <w:r>
@@ -6982,7 +6949,7 @@
         <w:pStyle w:val="Compact"/>
         <w:numPr>
           <w:ilvl w:val="0"/>
-          <w:numId w:val="1013"/>
+          <w:numId w:val="1014"/>
         </w:numPr>
       </w:pPr>
       <w:r>
@@ -6994,7 +6961,7 @@
         <w:pStyle w:val="Compact"/>
         <w:numPr>
           <w:ilvl w:val="0"/>
-          <w:numId w:val="1013"/>
+          <w:numId w:val="1014"/>
         </w:numPr>
       </w:pPr>
       <w:r>
@@ -7023,7 +6990,7 @@
         <w:pStyle w:val="Compact"/>
         <w:numPr>
           <w:ilvl w:val="0"/>
-          <w:numId w:val="1014"/>
+          <w:numId w:val="1015"/>
         </w:numPr>
       </w:pPr>
       <m:oMath>
@@ -7160,7 +7127,7 @@
         <w:pStyle w:val="Compact"/>
         <w:numPr>
           <w:ilvl w:val="0"/>
-          <w:numId w:val="1014"/>
+          <w:numId w:val="1015"/>
         </w:numPr>
       </w:pPr>
       <m:oMath>
@@ -7281,7 +7248,7 @@
         <w:pStyle w:val="Compact"/>
         <w:numPr>
           <w:ilvl w:val="0"/>
-          <w:numId w:val="1014"/>
+          <w:numId w:val="1015"/>
         </w:numPr>
       </w:pPr>
       <w:r>
@@ -8354,34 +8321,7 @@
     </w:lvlOverride>
   </w:num>
   <w:num w:numId="1009">
-    <w:abstractNumId w:val="99411"/>
-    <w:lvlOverride w:ilvl="0">
-      <w:startOverride w:val="1"/>
-    </w:lvlOverride>
-    <w:lvlOverride w:ilvl="1">
-      <w:startOverride w:val="1"/>
-    </w:lvlOverride>
-    <w:lvlOverride w:ilvl="2">
-      <w:startOverride w:val="1"/>
-    </w:lvlOverride>
-    <w:lvlOverride w:ilvl="3">
-      <w:startOverride w:val="1"/>
-    </w:lvlOverride>
-    <w:lvlOverride w:ilvl="4">
-      <w:startOverride w:val="1"/>
-    </w:lvlOverride>
-    <w:lvlOverride w:ilvl="5">
-      <w:startOverride w:val="1"/>
-    </w:lvlOverride>
-    <w:lvlOverride w:ilvl="6">
-      <w:startOverride w:val="1"/>
-    </w:lvlOverride>
-    <w:lvlOverride w:ilvl="7">
-      <w:startOverride w:val="1"/>
-    </w:lvlOverride>
-    <w:lvlOverride w:ilvl="8">
-      <w:startOverride w:val="1"/>
-    </w:lvlOverride>
+    <w:abstractNumId w:val="991"/>
   </w:num>
   <w:num w:numId="1010">
     <w:abstractNumId w:val="99411"/>
@@ -8504,6 +8444,36 @@
     </w:lvlOverride>
   </w:num>
   <w:num w:numId="1014">
+    <w:abstractNumId w:val="99411"/>
+    <w:lvlOverride w:ilvl="0">
+      <w:startOverride w:val="1"/>
+    </w:lvlOverride>
+    <w:lvlOverride w:ilvl="1">
+      <w:startOverride w:val="1"/>
+    </w:lvlOverride>
+    <w:lvlOverride w:ilvl="2">
+      <w:startOverride w:val="1"/>
+    </w:lvlOverride>
+    <w:lvlOverride w:ilvl="3">
+      <w:startOverride w:val="1"/>
+    </w:lvlOverride>
+    <w:lvlOverride w:ilvl="4">
+      <w:startOverride w:val="1"/>
+    </w:lvlOverride>
+    <w:lvlOverride w:ilvl="5">
+      <w:startOverride w:val="1"/>
+    </w:lvlOverride>
+    <w:lvlOverride w:ilvl="6">
+      <w:startOverride w:val="1"/>
+    </w:lvlOverride>
+    <w:lvlOverride w:ilvl="7">
+      <w:startOverride w:val="1"/>
+    </w:lvlOverride>
+    <w:lvlOverride w:ilvl="8">
+      <w:startOverride w:val="1"/>
+    </w:lvlOverride>
+  </w:num>
+  <w:num w:numId="1015">
     <w:abstractNumId w:val="99411"/>
     <w:lvlOverride w:ilvl="0">
       <w:startOverride w:val="1"/>
